--- a/docs/labs/ЛЗ6_Прогноз_сроков_Монте-Карло.docx
+++ b/docs/labs/ЛЗ6_Прогноз_сроков_Монте-Карло.docx
@@ -885,6 +885,11 @@
         <w:t>Второй раунд. Если согласия нет, берём большую оценку и заводим спайк на неясную часть.</w:t>
       </w:r>
     </w:p>
+    <w:p>
+      <w:r>
+        <w:t>Для сравнения в таблице есть независимая оценка AI-ассистента (Claude) с причинами. Это не голос команды: она нужна, чтобы обсудить расхождения. Где ваши голоса разойдутся с ней больше чем на карту, причину стоит записать.</w:t>
+      </w:r>
+    </w:p>
     <w:tbl>
       <w:tblPr>
         <w:tblStyle w:val="TableGrid"/>
@@ -977,6 +982,26 @@
                 <w:b/>
                 <w:sz w:val="19"/>
               </w:rPr>
+              <w:t>Оценка AI и причина</w:t>
+            </w:r>
+          </w:p>
+        </w:tc>
+        <w:tc>
+          <w:tcPr>
+            <w:tcW w:type="dxa" w:w="1560"/>
+            <w:shd w:val="clear" w:color="auto" w:fill="DDEBF7"/>
+          </w:tcPr>
+          <w:p>
+            <w:r>
+              <w:rPr>
+                <w:sz w:val="19"/>
+              </w:rPr>
+            </w:r>
+            <w:r>
+              <w:rPr>
+                <w:b/>
+                <w:sz w:val="19"/>
+              </w:rPr>
               <w:t>Раунд 1: Әлібек / Нүркен</w:t>
             </w:r>
           </w:p>
@@ -997,27 +1022,7 @@
                 <w:b/>
                 <w:sz w:val="19"/>
               </w:rPr>
-              <w:t>Почему выше / ниже</w:t>
-            </w:r>
-          </w:p>
-        </w:tc>
-        <w:tc>
-          <w:tcPr>
-            <w:tcW w:type="dxa" w:w="1560"/>
-            <w:shd w:val="clear" w:color="auto" w:fill="DDEBF7"/>
-          </w:tcPr>
-          <w:p>
-            <w:r>
-              <w:rPr>
-                <w:sz w:val="19"/>
-              </w:rPr>
-            </w:r>
-            <w:r>
-              <w:rPr>
-                <w:b/>
-                <w:sz w:val="19"/>
-              </w:rPr>
-              <w:t>Итог</w:t>
+              <w:t>Итог команды</w:t>
             </w:r>
           </w:p>
         </w:tc>
@@ -1071,6 +1076,7 @@
               <w:rPr>
                 <w:sz w:val="19"/>
               </w:rPr>
+              <w:t>3 — API каталога уже есть; нужны страница, фильтры и пустое состояние</w:t>
             </w:r>
           </w:p>
         </w:tc>
@@ -1148,6 +1154,7 @@
               <w:rPr>
                 <w:sz w:val="19"/>
               </w:rPr>
+              <w:t>2 — POST /vacancies готов; остаётся форма и проверка полей</w:t>
             </w:r>
           </w:p>
         </w:tc>
@@ -1225,6 +1232,7 @@
               <w:rPr>
                 <w:sz w:val="19"/>
               </w:rPr>
+              <w:t>3 — Проверка дублей и дедлайна уже в API; нужен интерфейс и сообщения об ошибках</w:t>
             </w:r>
           </w:p>
         </w:tc>
@@ -1302,6 +1310,7 @@
               <w:rPr>
                 <w:sz w:val="19"/>
               </w:rPr>
+              <w:t>2 — Данные и статусы есть; список «Мои заявки» зависит только от входа</w:t>
             </w:r>
           </w:p>
         </w:tc>
@@ -1379,6 +1388,7 @@
               <w:rPr>
                 <w:sz w:val="19"/>
               </w:rPr>
+              <w:t>3 — Сортировка по сроку вакансии и смена статуса прямо из очереди</w:t>
             </w:r>
           </w:p>
         </w:tc>
@@ -1456,6 +1466,7 @@
               <w:rPr>
                 <w:sz w:val="19"/>
               </w:rPr>
+              <w:t>5 — Массовая смена статусов и письмо HR; зависит от почты вуза (D8)</w:t>
             </w:r>
           </w:p>
         </w:tc>
@@ -1533,6 +1544,7 @@
               <w:rPr>
                 <w:sz w:val="19"/>
               </w:rPr>
+              <w:t>5 — Очередь отправки, 3 повтора и журнал (NFR-18); зависит от SMTP (D8)</w:t>
             </w:r>
           </w:p>
         </w:tc>
@@ -1610,6 +1622,7 @@
               <w:rPr>
                 <w:sz w:val="19"/>
               </w:rPr>
+              <w:t>8 — Таблица методиста ещё не получена (D4); грязные данные, отчёт об ошибках, сверка строк</w:t>
             </w:r>
           </w:p>
         </w:tc>
@@ -1687,6 +1700,7 @@
               <w:rPr>
                 <w:sz w:val="19"/>
               </w:rPr>
+              <w:t>2 — Поле согласия уже в базе; экран и дата, текст ждём от юриста (D5)</w:t>
             </w:r>
           </w:p>
         </w:tc>
@@ -1764,6 +1778,7 @@
               <w:rPr>
                 <w:sz w:val="19"/>
               </w:rPr>
+              <w:t>8 — 4 роли × все эндпоинты, тесты 403 (NFR-06); зависит от способа входа (S19)</w:t>
             </w:r>
           </w:p>
         </w:tc>
@@ -1794,6 +1809,11 @@
       </w:tr>
     </w:tbl>
     <w:p/>
+    <w:p>
+      <w:r>
+        <w:t>Оценка AI расходится с ЛЗ 4 в 4 историях из 10 (S02, S04, S05, S14). S02, S04 и S05 AI оценивает ниже: часть логики уже есть в прототипе API. S14 — выше: образца таблицы ещё нет, а «грязные» данные обычно съедают больше времени, чем кажется.</w:t>
+      </w:r>
+    </w:p>
     <w:p>
       <w:r>
         <w:t>На что обратить внимание: истории с внешней зависимостью (S08 — письмо работодателю, S10 — почта вуза, S14 — образец таблицы от методиста, S16 — роли и ИБ) обычно дают самый большой разброс. Оценка зависит от того, что каждый предполагает о чужом ответе.</w:t>

--- a/docs/labs/ЛЗ6_Прогноз_сроков_Монте-Карло.docx
+++ b/docs/labs/ЛЗ6_Прогноз_сроков_Монте-Карло.docx
@@ -1002,7 +1002,7 @@
                 <w:b/>
                 <w:sz w:val="19"/>
               </w:rPr>
-              <w:t>Раунд 1: Әлібек / Нүркен</w:t>
+              <w:t>Раунд 1: Әлібек / Нұркен</w:t>
             </w:r>
           </w:p>
         </w:tc>
